--- a/Gulf-Ecosystem-Status-Report.docx
+++ b/Gulf-Ecosystem-Status-Report.docx
@@ -23,7 +23,7 @@
         <w:pStyle w:val="Date"/>
       </w:pPr>
       <w:r>
-        <w:t xml:space="preserve">2026-02-13</w:t>
+        <w:t xml:space="preserve">2026-03-03</w:t>
       </w:r>
     </w:p>
     <w:sdt>

--- a/Gulf-Ecosystem-Status-Report.docx
+++ b/Gulf-Ecosystem-Status-Report.docx
@@ -23,7 +23,7 @@
         <w:pStyle w:val="Date"/>
       </w:pPr>
       <w:r>
-        <w:t xml:space="preserve">2026-03-03</w:t>
+        <w:t xml:space="preserve">2026-03-11</w:t>
       </w:r>
     </w:p>
     <w:sdt>

--- a/Gulf-Ecosystem-Status-Report.docx
+++ b/Gulf-Ecosystem-Status-Report.docx
@@ -23,7 +23,7 @@
         <w:pStyle w:val="Date"/>
       </w:pPr>
       <w:r>
-        <w:t xml:space="preserve">2026-03-11</w:t>
+        <w:t xml:space="preserve">2026-03-16</w:t>
       </w:r>
     </w:p>
     <w:sdt>

--- a/Gulf-Ecosystem-Status-Report.docx
+++ b/Gulf-Ecosystem-Status-Report.docx
@@ -23,7 +23,7 @@
         <w:pStyle w:val="Date"/>
       </w:pPr>
       <w:r>
-        <w:t xml:space="preserve">2026-03-16</w:t>
+        <w:t xml:space="preserve">2026-03-25</w:t>
       </w:r>
     </w:p>
     <w:sdt>
@@ -78,7 +78,7 @@
         </w:p>
       </w:sdtContent>
     </w:sdt>
-    <w:bookmarkStart w:id="35" w:name="introduction"/>
+    <w:bookmarkStart w:id="33" w:name="introduction"/>
     <w:p>
       <w:pPr>
         <w:pStyle w:val="Heading1"/>
@@ -128,18 +128,18 @@
                 <wp:inline>
                   <wp:extent cx="152400" cy="152400"/>
                   <wp:effectExtent b="0" l="0" r="0" t="0"/>
-                  <wp:docPr descr="" title="" id="21" name="Picture"/>
+                  <wp:docPr descr="" title="" id="19" name="Picture"/>
                   <a:graphic>
                     <a:graphicData uri="http://schemas.openxmlformats.org/drawingml/2006/picture">
                       <pic:pic>
                         <pic:nvPicPr>
-                          <pic:cNvPr descr="/opt/quarto/share/formats/docx/note.png" id="22" name="Picture"/>
+                          <pic:cNvPr descr="/opt/quarto/share/formats/docx/note.png" id="20" name="Picture"/>
                           <pic:cNvPicPr>
                             <a:picLocks noChangeArrowheads="1" noChangeAspect="1"/>
                           </pic:cNvPicPr>
                         </pic:nvPicPr>
                         <pic:blipFill>
-                          <a:blip r:embed="rId20"/>
+                          <a:blip r:embed="rId18"/>
                           <a:stretch>
                             <a:fillRect/>
                           </a:stretch>
@@ -203,7 +203,7 @@
         </w:tc>
       </w:tr>
     </w:tbl>
-    <w:bookmarkStart w:id="24" w:name="about-this-report"/>
+    <w:bookmarkStart w:id="22" w:name="about-this-report"/>
     <w:p>
       <w:pPr>
         <w:pStyle w:val="Heading2"/>
@@ -235,7 +235,7 @@
       <w:r>
         <w:t xml:space="preserve">This report was created in Quarto (</w:t>
       </w:r>
-      <w:hyperlink r:id="rId23">
+      <w:hyperlink r:id="rId21">
         <w:r>
           <w:rPr>
             <w:rStyle w:val="Hyperlink"/>
@@ -269,8 +269,8 @@
         <w:t xml:space="preserve">).</w:t>
       </w:r>
     </w:p>
-    <w:bookmarkEnd w:id="24"/>
-    <w:bookmarkStart w:id="29" w:name="indicator-selection"/>
+    <w:bookmarkEnd w:id="22"/>
+    <w:bookmarkStart w:id="27" w:name="indicator-selection"/>
     <w:p>
       <w:pPr>
         <w:pStyle w:val="Heading2"/>
@@ -320,7 +320,7 @@
       <w:tr>
         <w:tc>
           <w:tcPr/>
-          <w:bookmarkStart w:id="28" w:name="fig-flowchart"/>
+          <w:bookmarkStart w:id="26" w:name="fig-flowchart"/>
           <w:p>
             <w:pPr>
               <w:pStyle w:val="Compact"/>
@@ -331,18 +331,18 @@
                 <wp:inline>
                   <wp:extent cx="4905375" cy="2855760"/>
                   <wp:effectExtent b="0" l="0" r="0" t="0"/>
-                  <wp:docPr descr="" title="" id="26" name="Picture"/>
+                  <wp:docPr descr="" title="" id="24" name="Picture"/>
                   <a:graphic>
                     <a:graphicData uri="http://schemas.openxmlformats.org/drawingml/2006/picture">
                       <pic:pic>
                         <pic:nvPicPr>
-                          <pic:cNvPr descr="figures/images/process_flow_chart.png" id="27" name="Picture"/>
+                          <pic:cNvPr descr="figures/images/process_flow_chart.png" id="25" name="Picture"/>
                           <pic:cNvPicPr>
                             <a:picLocks noChangeArrowheads="1" noChangeAspect="1"/>
                           </pic:cNvPicPr>
                         </pic:nvPicPr>
                         <pic:blipFill>
-                          <a:blip r:embed="rId25"/>
+                          <a:blip r:embed="rId23"/>
                           <a:stretch>
                             <a:fillRect/>
                           </a:stretch>
@@ -382,7 +382,7 @@
               <w:t xml:space="preserve">Figure 1.1: Process for selecting indicators for the U.S. Caribbean Ecosystem Status Report.</w:t>
             </w:r>
           </w:p>
-          <w:bookmarkEnd w:id="28"/>
+          <w:bookmarkEnd w:id="26"/>
         </w:tc>
       </w:tr>
     </w:tbl>
@@ -397,14 +397,14 @@
         <w:t xml:space="preserve"> </w:t>
       </w:r>
       <w:r>
-        <w:t xml:space="preserve">(Montenero, Kelble, and Broughton 2021)</w:t>
+        <w:t xml:space="preserve">(Montenero et al. 2021)</w:t>
       </w:r>
       <w:r>
         <w:t xml:space="preserve">. This decision matrix was composed of a list of proposed indicators compiled from the conceptual models as well as proposed indicators provided via expert input. These potential indicators were vetted and edited by expert small working groups, who then scored a decision matrix of potential indicators against the following decision criteria: long term data availability, measurability, sensitivity to environmental changes, specificity, spatial and temporal scalability, relevance to specific FMP objectives, and responsiveness to management actions.</w:t>
       </w:r>
     </w:p>
-    <w:bookmarkEnd w:id="29"/>
-    <w:bookmarkStart w:id="34" w:name="X366ab4022f56dcde7c1c0407e9a51433e263c21"/>
+    <w:bookmarkEnd w:id="27"/>
+    <w:bookmarkStart w:id="32" w:name="X366ab4022f56dcde7c1c0407e9a51433e263c21"/>
     <w:p>
       <w:pPr>
         <w:pStyle w:val="Heading2"/>
@@ -448,7 +448,7 @@
       <w:tr>
         <w:tc>
           <w:tcPr/>
-          <w:bookmarkStart w:id="33" w:name="fig-explot"/>
+          <w:bookmarkStart w:id="31" w:name="fig-explot"/>
           <w:p>
             <w:pPr>
               <w:pStyle w:val="Compact"/>
@@ -459,18 +459,18 @@
                 <wp:inline>
                   <wp:extent cx="5943600" cy="1636070"/>
                   <wp:effectExtent b="0" l="0" r="0" t="0"/>
-                  <wp:docPr descr="" title="" id="31" name="Picture"/>
+                  <wp:docPr descr="" title="" id="29" name="Picture"/>
                   <a:graphic>
                     <a:graphicData uri="http://schemas.openxmlformats.org/drawingml/2006/picture">
                       <pic:pic>
                         <pic:nvPicPr>
-                          <pic:cNvPr descr="figures/images/indicator_selection_diagram.png" id="32" name="Picture"/>
+                          <pic:cNvPr descr="figures/images/indicator_selection_diagram.png" id="30" name="Picture"/>
                           <pic:cNvPicPr>
                             <a:picLocks noChangeArrowheads="1" noChangeAspect="1"/>
                           </pic:cNvPicPr>
                         </pic:nvPicPr>
                         <pic:blipFill>
-                          <a:blip r:embed="rId30"/>
+                          <a:blip r:embed="rId28"/>
                           <a:stretch>
                             <a:fillRect/>
                           </a:stretch>
@@ -510,13 +510,13 @@
               <w:t xml:space="preserve">Figure 1.2: Example time series plot, showing an indicator plotted with its mean and standard deviation, and trend analysis for the most recent five years of data. See text for a more detailed description of specific calculations.</w:t>
             </w:r>
           </w:p>
-          <w:bookmarkEnd w:id="33"/>
+          <w:bookmarkEnd w:id="31"/>
         </w:tc>
       </w:tr>
     </w:tbl>
-    <w:bookmarkEnd w:id="34"/>
-    <w:bookmarkEnd w:id="35"/>
-    <w:bookmarkStart w:id="38" w:name="Xaeee77197c8131ecb7291acef1d65a223115682"/>
+    <w:bookmarkEnd w:id="32"/>
+    <w:bookmarkEnd w:id="33"/>
+    <w:bookmarkStart w:id="36" w:name="Xaeee77197c8131ecb7291acef1d65a223115682"/>
     <w:p>
       <w:pPr>
         <w:pStyle w:val="Heading1"/>
@@ -566,18 +566,18 @@
                 <wp:inline>
                   <wp:extent cx="152400" cy="152400"/>
                   <wp:effectExtent b="0" l="0" r="0" t="0"/>
-                  <wp:docPr descr="" title="" id="36" name="Picture"/>
+                  <wp:docPr descr="" title="" id="34" name="Picture"/>
                   <a:graphic>
                     <a:graphicData uri="http://schemas.openxmlformats.org/drawingml/2006/picture">
                       <pic:pic>
                         <pic:nvPicPr>
-                          <pic:cNvPr descr="/opt/quarto/share/formats/docx/note.png" id="37" name="Picture"/>
+                          <pic:cNvPr descr="/opt/quarto/share/formats/docx/note.png" id="35" name="Picture"/>
                           <pic:cNvPicPr>
                             <a:picLocks noChangeArrowheads="1" noChangeAspect="1"/>
                           </pic:cNvPicPr>
                         </pic:nvPicPr>
                         <pic:blipFill>
-                          <a:blip r:embed="rId20"/>
+                          <a:blip r:embed="rId18"/>
                           <a:stretch>
                             <a:fillRect/>
                           </a:stretch>
@@ -649,8 +649,8 @@
         <w:t xml:space="preserve">In this section, we report indicators that are intended to capture progress towards meeting Fishery Management Plan objectives related to food production, socioeconomic health, equity, engagement and participation, bycatch reduction, governance and protection of ecosystems.</w:t>
       </w:r>
     </w:p>
-    <w:bookmarkEnd w:id="38"/>
-    <w:bookmarkStart w:id="41" w:name="Xfd923e31c0e48112637f9934d602be28d84a700"/>
+    <w:bookmarkEnd w:id="36"/>
+    <w:bookmarkStart w:id="39" w:name="Xfd923e31c0e48112637f9934d602be28d84a700"/>
     <w:p>
       <w:pPr>
         <w:pStyle w:val="Heading1"/>
@@ -700,18 +700,18 @@
                 <wp:inline>
                   <wp:extent cx="152400" cy="152400"/>
                   <wp:effectExtent b="0" l="0" r="0" t="0"/>
-                  <wp:docPr descr="" title="" id="39" name="Picture"/>
+                  <wp:docPr descr="" title="" id="37" name="Picture"/>
                   <a:graphic>
                     <a:graphicData uri="http://schemas.openxmlformats.org/drawingml/2006/picture">
                       <pic:pic>
                         <pic:nvPicPr>
-                          <pic:cNvPr descr="/opt/quarto/share/formats/docx/note.png" id="40" name="Picture"/>
+                          <pic:cNvPr descr="/opt/quarto/share/formats/docx/note.png" id="38" name="Picture"/>
                           <pic:cNvPicPr>
                             <a:picLocks noChangeArrowheads="1" noChangeAspect="1"/>
                           </pic:cNvPicPr>
                         </pic:nvPicPr>
                         <pic:blipFill>
-                          <a:blip r:embed="rId20"/>
+                          <a:blip r:embed="rId18"/>
                           <a:stretch>
                             <a:fillRect/>
                           </a:stretch>
@@ -783,39 +783,84 @@
         <w:t xml:space="preserve">In this section, we report indicators that capture identified risks to the ecosystem that could impact the ability to meet Fishery Management Plan objectives. Unless otherwise specified, physical indicators reported for the U.S. Caribbean region were calculated over a bounding box with limits of longitude 68 degrees W to 64.5 degrees W and latitude 17.5 degrees N to 18.75 degrees N.</w:t>
       </w:r>
     </w:p>
+    <w:bookmarkEnd w:id="39"/>
+    <w:bookmarkStart w:id="41" w:name="integrated-ecosystem-perspectives"/>
+    <w:p>
+      <w:pPr>
+        <w:pStyle w:val="Heading1"/>
+      </w:pPr>
+      <w:r>
+        <w:t xml:space="preserve">4. Integrated ecosystem perspectives</w:t>
+      </w:r>
+    </w:p>
+    <w:bookmarkStart w:id="40" w:name="section"/>
+    <w:p>
+      <w:pPr>
+        <w:pStyle w:val="Heading2"/>
+      </w:pPr>
+    </w:p>
+    <w:p>
+      <w:pPr>
+        <w:pStyle w:val="FirstParagraph"/>
+      </w:pPr>
+      <w:r>
+        <w:t xml:space="preserve">Synthesis</w:t>
+      </w:r>
+    </w:p>
+    <w:bookmarkEnd w:id="40"/>
     <w:bookmarkEnd w:id="41"/>
-    <w:bookmarkStart w:id="43" w:name="integrated-ecosystem-perspectives"/>
+    <w:bookmarkStart w:id="42" w:name="research-recommendations"/>
     <w:p>
       <w:pPr>
         <w:pStyle w:val="Heading1"/>
       </w:pPr>
       <w:r>
-        <w:t xml:space="preserve">4. Integrated ecosystem perspectives</w:t>
-      </w:r>
-    </w:p>
-    <w:bookmarkStart w:id="42" w:name="section"/>
+        <w:t xml:space="preserve">5. Research recommendations</w:t>
+      </w:r>
+    </w:p>
+    <w:p>
+      <w:pPr>
+        <w:pStyle w:val="FirstParagraph"/>
+      </w:pPr>
+      <w:r>
+        <w:t xml:space="preserve">Recommendations</w:t>
+      </w:r>
+    </w:p>
+    <w:bookmarkEnd w:id="42"/>
+    <w:bookmarkStart w:id="46" w:name="acknowledgments"/>
+    <w:p>
+      <w:pPr>
+        <w:pStyle w:val="Heading1"/>
+      </w:pPr>
+      <w:r>
+        <w:t xml:space="preserve">6. Acknowledgments</w:t>
+      </w:r>
+    </w:p>
+    <w:bookmarkStart w:id="43" w:name="contributions"/>
     <w:p>
       <w:pPr>
         <w:pStyle w:val="Heading2"/>
       </w:pPr>
+      <w:r>
+        <w:t xml:space="preserve">6.1 Contributions</w:t>
+      </w:r>
     </w:p>
     <w:p>
       <w:pPr>
         <w:pStyle w:val="FirstParagraph"/>
       </w:pPr>
       <w:r>
-        <w:t xml:space="preserve">Synthesis</w:t>
-      </w:r>
-    </w:p>
-    <w:bookmarkEnd w:id="42"/>
+        <w:t xml:space="preserve">This report would like to acknowledge the efforts and contributions of:</w:t>
+      </w:r>
+    </w:p>
     <w:bookmarkEnd w:id="43"/>
-    <w:bookmarkStart w:id="44" w:name="research-recommendations"/>
-    <w:p>
-      <w:pPr>
-        <w:pStyle w:val="Heading1"/>
-      </w:pPr>
-      <w:r>
-        <w:t xml:space="preserve">5. Research recommendations</w:t>
+    <w:bookmarkStart w:id="45" w:name="resources"/>
+    <w:p>
+      <w:pPr>
+        <w:pStyle w:val="Heading2"/>
+      </w:pPr>
+      <w:r>
+        <w:t xml:space="preserve">6.2 Resources</w:t>
       </w:r>
     </w:p>
     <w:p>
@@ -823,57 +868,12 @@
         <w:pStyle w:val="FirstParagraph"/>
       </w:pPr>
       <w:r>
-        <w:t xml:space="preserve">Recommendations</w:t>
-      </w:r>
-    </w:p>
-    <w:bookmarkEnd w:id="44"/>
-    <w:bookmarkStart w:id="48" w:name="acknowledgments"/>
-    <w:p>
-      <w:pPr>
-        <w:pStyle w:val="Heading1"/>
-      </w:pPr>
-      <w:r>
-        <w:t xml:space="preserve">6. Acknowledgments</w:t>
-      </w:r>
-    </w:p>
-    <w:bookmarkStart w:id="45" w:name="contributions"/>
-    <w:p>
-      <w:pPr>
-        <w:pStyle w:val="Heading2"/>
-      </w:pPr>
-      <w:r>
-        <w:t xml:space="preserve">6.1 Contributions</w:t>
-      </w:r>
-    </w:p>
-    <w:p>
-      <w:pPr>
-        <w:pStyle w:val="FirstParagraph"/>
-      </w:pPr>
-      <w:r>
-        <w:t xml:space="preserve">This report would like to acknowledge the efforts and contributions of:</w:t>
-      </w:r>
-    </w:p>
-    <w:bookmarkEnd w:id="45"/>
-    <w:bookmarkStart w:id="47" w:name="resources"/>
-    <w:p>
-      <w:pPr>
-        <w:pStyle w:val="Heading2"/>
-      </w:pPr>
-      <w:r>
-        <w:t xml:space="preserve">6.2 Resources</w:t>
-      </w:r>
-    </w:p>
-    <w:p>
-      <w:pPr>
-        <w:pStyle w:val="FirstParagraph"/>
-      </w:pPr>
-      <w:r>
         <w:t xml:space="preserve">This repo and GitHub Action associated with generating this report was based on the Openscapes tutorial</w:t>
       </w:r>
       <w:r>
         <w:t xml:space="preserve"> </w:t>
       </w:r>
-      <w:hyperlink r:id="rId46">
+      <w:hyperlink r:id="rId44">
         <w:r>
           <w:rPr>
             <w:rStyle w:val="Hyperlink"/>
@@ -888,9 +888,9 @@
         <w:t xml:space="preserve">by Julia Lowndes and Stefanie Butland.</w:t>
       </w:r>
     </w:p>
-    <w:bookmarkEnd w:id="47"/>
-    <w:bookmarkEnd w:id="48"/>
-    <w:bookmarkStart w:id="51" w:name="contributors"/>
+    <w:bookmarkEnd w:id="45"/>
+    <w:bookmarkEnd w:id="46"/>
+    <w:bookmarkStart w:id="49" w:name="contributors"/>
     <w:p>
       <w:pPr>
         <w:pStyle w:val="Heading1"/>
@@ -899,7 +899,7 @@
         <w:t xml:space="preserve">7. Contributors</w:t>
       </w:r>
     </w:p>
-    <w:bookmarkStart w:id="49" w:name="editors"/>
+    <w:bookmarkStart w:id="47" w:name="editors"/>
     <w:p>
       <w:pPr>
         <w:pStyle w:val="Heading2"/>
@@ -926,8 +926,8 @@
         <w:t xml:space="preserve">xxx</w:t>
       </w:r>
     </w:p>
-    <w:bookmarkEnd w:id="49"/>
-    <w:bookmarkStart w:id="50" w:name="contributors-1"/>
+    <w:bookmarkEnd w:id="47"/>
+    <w:bookmarkStart w:id="48" w:name="contributors-1"/>
     <w:p>
       <w:pPr>
         <w:pStyle w:val="Heading2"/>
@@ -954,9 +954,9 @@
         <w:t xml:space="preserve">xxx</w:t>
       </w:r>
     </w:p>
-    <w:bookmarkEnd w:id="50"/>
-    <w:bookmarkEnd w:id="51"/>
-    <w:bookmarkStart w:id="57" w:name="references"/>
+    <w:bookmarkEnd w:id="48"/>
+    <w:bookmarkEnd w:id="49"/>
+    <w:bookmarkStart w:id="55" w:name="references"/>
     <w:p>
       <w:pPr>
         <w:pStyle w:val="Heading1"/>
@@ -965,8 +965,8 @@
         <w:t xml:space="preserve">References</w:t>
       </w:r>
     </w:p>
-    <w:bookmarkStart w:id="56" w:name="refs"/>
-    <w:bookmarkStart w:id="53" w:name="ref-MONTENERO2021104489"/>
+    <w:bookmarkStart w:id="54" w:name="refs"/>
+    <w:bookmarkStart w:id="51" w:name="ref-MONTENERO2021104489"/>
     <w:p>
       <w:pPr>
         <w:pStyle w:val="Bibliography"/>
@@ -996,7 +996,7 @@
       <w:r>
         <w:t xml:space="preserve">129: 104489. https://doi.org/</w:t>
       </w:r>
-      <w:hyperlink r:id="rId52">
+      <w:hyperlink r:id="rId50">
         <w:r>
           <w:rPr>
             <w:rStyle w:val="Hyperlink"/>
@@ -1008,20 +1008,20 @@
         <w:t xml:space="preserve">.</w:t>
       </w:r>
     </w:p>
-    <w:bookmarkEnd w:id="53"/>
-    <w:bookmarkStart w:id="55" w:name="ref-seara2024"/>
+    <w:bookmarkEnd w:id="51"/>
+    <w:bookmarkStart w:id="53" w:name="ref-seara2024"/>
     <w:p>
       <w:pPr>
         <w:pStyle w:val="Bibliography"/>
       </w:pPr>
       <w:r>
-        <w:t xml:space="preserve">Seara, Tarsila, Stacey M. Williams, Kiara Acevedo, Graciela Garcia-Molliner, Orian Tzadik, Michelle Duval, and Juan J. Cruz-Motta. 2024.</w:t>
+        <w:t xml:space="preserve">Seara, Tarsila, Stacey M. Williams, Kiara Acevedo, et al. 2024.</w:t>
       </w:r>
       <w:r>
         <w:t xml:space="preserve"> </w:t>
       </w:r>
       <w:r>
-        <w:t xml:space="preserve">“Development and Analyses of Stakeholder Driven Conceptual Models to Support the Implementation of Ecosystem-Based Fisheries Management in the U.S. Caribbean.”</w:t>
+        <w:t xml:space="preserve">“Development and Analyses of Stakeholder Driven Conceptual Models to Support the Implementation of Ecosystem-Based Fisheries Management in the u.s. Caribbean.”</w:t>
       </w:r>
       <w:r>
         <w:t xml:space="preserve"> </w:t>
@@ -1042,7 +1042,7 @@
       <w:r>
         <w:t xml:space="preserve"> </w:t>
       </w:r>
-      <w:hyperlink r:id="rId54">
+      <w:hyperlink r:id="rId52">
         <w:r>
           <w:rPr>
             <w:rStyle w:val="Hyperlink"/>
@@ -1054,9 +1054,9 @@
         <w:t xml:space="preserve">.</w:t>
       </w:r>
     </w:p>
+    <w:bookmarkEnd w:id="53"/>
+    <w:bookmarkEnd w:id="54"/>
     <w:bookmarkEnd w:id="55"/>
-    <w:bookmarkEnd w:id="56"/>
-    <w:bookmarkEnd w:id="57"/>
     <w:sectPr>
       <w:footerReference r:id="rId9" w:type="default"/>
       <w:pgSz w:h="15840" w:w="12240"/>

--- a/Gulf-Ecosystem-Status-Report.docx
+++ b/Gulf-Ecosystem-Status-Report.docx
@@ -23,7 +23,7 @@
         <w:pStyle w:val="Date"/>
       </w:pPr>
       <w:r>
-        <w:t xml:space="preserve">2026-03-25</w:t>
+        <w:t xml:space="preserve">2026-03-26</w:t>
       </w:r>
     </w:p>
     <w:sdt>

--- a/Gulf-Ecosystem-Status-Report.docx
+++ b/Gulf-Ecosystem-Status-Report.docx
@@ -23,7 +23,7 @@
         <w:pStyle w:val="Date"/>
       </w:pPr>
       <w:r>
-        <w:t xml:space="preserve">2026-03-26</w:t>
+        <w:t xml:space="preserve">2026-03-27</w:t>
       </w:r>
     </w:p>
     <w:sdt>

--- a/Gulf-Ecosystem-Status-Report.docx
+++ b/Gulf-Ecosystem-Status-Report.docx
@@ -23,7 +23,7 @@
         <w:pStyle w:val="Date"/>
       </w:pPr>
       <w:r>
-        <w:t xml:space="preserve">2026-03-27</w:t>
+        <w:t xml:space="preserve">2026-04-09</w:t>
       </w:r>
     </w:p>
     <w:sdt>

--- a/Gulf-Ecosystem-Status-Report.docx
+++ b/Gulf-Ecosystem-Status-Report.docx
@@ -23,7 +23,7 @@
         <w:pStyle w:val="Date"/>
       </w:pPr>
       <w:r>
-        <w:t xml:space="preserve">2026-04-09</w:t>
+        <w:t xml:space="preserve">2026-04-10</w:t>
       </w:r>
     </w:p>
     <w:sdt>

--- a/Gulf-Ecosystem-Status-Report.docx
+++ b/Gulf-Ecosystem-Status-Report.docx
@@ -23,7 +23,7 @@
         <w:pStyle w:val="Date"/>
       </w:pPr>
       <w:r>
-        <w:t xml:space="preserve">2026-04-10</w:t>
+        <w:t xml:space="preserve">2026-05-07</w:t>
       </w:r>
     </w:p>
     <w:sdt>

--- a/Gulf-Ecosystem-Status-Report.docx
+++ b/Gulf-Ecosystem-Status-Report.docx
@@ -23,7 +23,7 @@
         <w:pStyle w:val="Date"/>
       </w:pPr>
       <w:r>
-        <w:t xml:space="preserve">2026-05-07</w:t>
+        <w:t xml:space="preserve">2026-06-01</w:t>
       </w:r>
     </w:p>
     <w:sdt>

--- a/Gulf-Ecosystem-Status-Report.docx
+++ b/Gulf-Ecosystem-Status-Report.docx
@@ -23,7 +23,7 @@
         <w:pStyle w:val="Date"/>
       </w:pPr>
       <w:r>
-        <w:t xml:space="preserve">2026-06-01</w:t>
+        <w:t xml:space="preserve">2026-06-04</w:t>
       </w:r>
     </w:p>
     <w:sdt>

--- a/Gulf-Ecosystem-Status-Report.docx
+++ b/Gulf-Ecosystem-Status-Report.docx
@@ -23,7 +23,7 @@
         <w:pStyle w:val="Date"/>
       </w:pPr>
       <w:r>
-        <w:t xml:space="preserve">2026-06-04</w:t>
+        <w:t xml:space="preserve">2026-06-12</w:t>
       </w:r>
     </w:p>
     <w:sdt>

--- a/Gulf-Ecosystem-Status-Report.docx
+++ b/Gulf-Ecosystem-Status-Report.docx
@@ -23,7 +23,7 @@
         <w:pStyle w:val="Date"/>
       </w:pPr>
       <w:r>
-        <w:t xml:space="preserve">2026-06-12</w:t>
+        <w:t xml:space="preserve">2026-06-24</w:t>
       </w:r>
     </w:p>
     <w:sdt>

--- a/Gulf-Ecosystem-Status-Report.docx
+++ b/Gulf-Ecosystem-Status-Report.docx
@@ -23,7 +23,7 @@
         <w:pStyle w:val="Date"/>
       </w:pPr>
       <w:r>
-        <w:t xml:space="preserve">2026-06-24</w:t>
+        <w:t xml:space="preserve">2026-06-29</w:t>
       </w:r>
     </w:p>
     <w:sdt>

--- a/Gulf-Ecosystem-Status-Report.docx
+++ b/Gulf-Ecosystem-Status-Report.docx
@@ -23,7 +23,7 @@
         <w:pStyle w:val="Date"/>
       </w:pPr>
       <w:r>
-        <w:t xml:space="preserve">2026-06-29</w:t>
+        <w:t xml:space="preserve">2026-07-20</w:t>
       </w:r>
     </w:p>
     <w:sdt>

--- a/Gulf-Ecosystem-Status-Report.docx
+++ b/Gulf-Ecosystem-Status-Report.docx
@@ -23,7 +23,7 @@
         <w:pStyle w:val="Date"/>
       </w:pPr>
       <w:r>
-        <w:t xml:space="preserve">2026-07-20</w:t>
+        <w:t xml:space="preserve">2026-08-13</w:t>
       </w:r>
     </w:p>
     <w:sdt>

--- a/Gulf-Ecosystem-Status-Report.docx
+++ b/Gulf-Ecosystem-Status-Report.docx
@@ -23,7 +23,7 @@
         <w:pStyle w:val="Date"/>
       </w:pPr>
       <w:r>
-        <w:t xml:space="preserve">2026-08-13</w:t>
+        <w:t xml:space="preserve">2026-08-14</w:t>
       </w:r>
     </w:p>
     <w:sdt>

--- a/Gulf-Ecosystem-Status-Report.docx
+++ b/Gulf-Ecosystem-Status-Report.docx
@@ -23,7 +23,7 @@
         <w:pStyle w:val="Date"/>
       </w:pPr>
       <w:r>
-        <w:t xml:space="preserve">2026-08-14</w:t>
+        <w:t xml:space="preserve">2026-08-26</w:t>
       </w:r>
     </w:p>
     <w:sdt>

--- a/Gulf-Ecosystem-Status-Report.docx
+++ b/Gulf-Ecosystem-Status-Report.docx
@@ -23,7 +23,7 @@
         <w:pStyle w:val="Date"/>
       </w:pPr>
       <w:r>
-        <w:t xml:space="preserve">2026-08-26</w:t>
+        <w:t xml:space="preserve">2026-08-28</w:t>
       </w:r>
     </w:p>
     <w:sdt>
